--- a/docs/Octopus-设计文档-v0.2.docx
+++ b/docs/Octopus-设计文档-v0.2.docx
@@ -2618,7 +2618,7 @@
               <w:rPr>
                 <w:rFonts w:ascii="Consolas" w:hAnsi="Consolas" w:eastAsia="Microsoft YaHei"/>
               </w:rPr>
-              <w:t>drift</w:t>
+              <w:t>sqflite</w:t>
             </w:r>
             <w:r>
               <w:rPr>
@@ -2703,6 +2703,128 @@
       </w:tr>
     </w:tbl>
     <w:p/>
+    <w:p>
+      <w:pPr>
+        <w:pStyle w:val="IntenseQuote"/>
+      </w:pPr>
+      <w:r>
+        <w:rPr>
+          <w:rFonts w:ascii="Calibri" w:hAnsi="Calibri" w:eastAsia="Microsoft YaHei"/>
+          <w:b/>
+        </w:rPr>
+        <w:t>实现时的调整：drift → sqflite。</w:t>
+      </w:r>
+    </w:p>
+    <w:p>
+      <w:pPr>
+        <w:pStyle w:val="IntenseQuote"/>
+      </w:pPr>
+      <w:r>
+        <w:rPr>
+          <w:rFonts w:ascii="Calibri" w:hAnsi="Calibri" w:eastAsia="Microsoft YaHei"/>
+        </w:rPr>
+        <w:t xml:space="preserve">设计阶段选的是 drift，实际搭建时发现 drift 2.32 之后依赖的 </w:t>
+      </w:r>
+      <w:r>
+        <w:rPr>
+          <w:rFonts w:ascii="Consolas" w:hAnsi="Consolas" w:eastAsia="Microsoft YaHei"/>
+        </w:rPr>
+        <w:t>sqlite3</w:t>
+      </w:r>
+      <w:r>
+        <w:rPr>
+          <w:rFonts w:ascii="Calibri" w:hAnsi="Calibri" w:eastAsia="Microsoft YaHei"/>
+        </w:rPr>
+        <w:t xml:space="preserve"> 3.x</w:t>
+      </w:r>
+    </w:p>
+    <w:p>
+      <w:pPr>
+        <w:pStyle w:val="IntenseQuote"/>
+      </w:pPr>
+      <w:r>
+        <w:rPr>
+          <w:rFonts w:ascii="Calibri" w:hAnsi="Calibri" w:eastAsia="Microsoft YaHei"/>
+        </w:rPr>
+        <w:t>会通过构建钩子在</w:t>
+      </w:r>
+      <w:r>
+        <w:rPr>
+          <w:rFonts w:ascii="Calibri" w:hAnsi="Calibri" w:eastAsia="Microsoft YaHei"/>
+          <w:b/>
+        </w:rPr>
+        <w:t>编译时从 GitHub 下载预编译的 SQLite 库</w:t>
+      </w:r>
+      <w:r>
+        <w:rPr>
+          <w:rFonts w:ascii="Calibri" w:hAnsi="Calibri" w:eastAsia="Microsoft YaHei"/>
+        </w:rPr>
+        <w:t>，网络不通就整个</w:t>
+      </w:r>
+    </w:p>
+    <w:p>
+      <w:pPr>
+        <w:pStyle w:val="IntenseQuote"/>
+      </w:pPr>
+      <w:r>
+        <w:rPr>
+          <w:rFonts w:ascii="Calibri" w:hAnsi="Calibri" w:eastAsia="Microsoft YaHei"/>
+        </w:rPr>
+        <w:t xml:space="preserve">构建失败；而旧版本 drift 又与新版 </w:t>
+      </w:r>
+      <w:r>
+        <w:rPr>
+          <w:rFonts w:ascii="Consolas" w:hAnsi="Consolas" w:eastAsia="Microsoft YaHei"/>
+        </w:rPr>
+        <w:t>build_runner</w:t>
+      </w:r>
+      <w:r>
+        <w:rPr>
+          <w:rFonts w:ascii="Calibri" w:hAnsi="Calibri" w:eastAsia="Microsoft YaHei"/>
+        </w:rPr>
+        <w:t xml:space="preserve"> 的 analyzer 要求冲突，无法</w:t>
+      </w:r>
+    </w:p>
+    <w:p>
+      <w:pPr>
+        <w:pStyle w:val="IntenseQuote"/>
+      </w:pPr>
+      <w:r>
+        <w:rPr>
+          <w:rFonts w:ascii="Calibri" w:hAnsi="Calibri" w:eastAsia="Microsoft YaHei"/>
+        </w:rPr>
+        <w:t>降级。sqflite 直接用 Android 系统自带的 SQLite，没有原生资源、不需要联网，</w:t>
+      </w:r>
+    </w:p>
+    <w:p>
+      <w:pPr>
+        <w:pStyle w:val="IntenseQuote"/>
+      </w:pPr>
+      <w:r>
+        <w:rPr>
+          <w:rFonts w:ascii="Calibri" w:hAnsi="Calibri" w:eastAsia="Microsoft YaHei"/>
+        </w:rPr>
+        <w:t>构建永远可复现。代价是失去编译期的查询检查，用一条纪律补回来：</w:t>
+      </w:r>
+    </w:p>
+    <w:p>
+      <w:pPr>
+        <w:pStyle w:val="IntenseQuote"/>
+      </w:pPr>
+      <w:r>
+        <w:rPr>
+          <w:rFonts w:ascii="Calibri" w:hAnsi="Calibri" w:eastAsia="Microsoft YaHei"/>
+          <w:b/>
+        </w:rPr>
+        <w:t>任何读写题目的方法都必须接收 `profileId`</w:t>
+      </w:r>
+      <w:r>
+        <w:rPr>
+          <w:rFonts w:ascii="Calibri" w:hAnsi="Calibri" w:eastAsia="Microsoft YaHei"/>
+        </w:rPr>
+        <w:t>。</w:t>
+      </w:r>
+    </w:p>
     <w:p>
       <w:pPr>
         <w:pStyle w:val="Heading2"/>

--- a/docs/Octopus-设计文档-v0.2.docx
+++ b/docs/Octopus-设计文档-v0.2.docx
@@ -766,6 +766,8 @@
         <w:br/>
         <w:t xml:space="preserve">   ├─ OCR 识别题干文字（本地或云端，按设置）</w:t>
         <w:br/>
+        <w:t xml:space="preserve">   ├─ ★ 批改：判断每道题做对还是做错（按设置开关）</w:t>
+        <w:br/>
         <w:t xml:space="preserve">   ├─ AI 重绘图形 / 公式（deepseek-flash 看图）</w:t>
         <w:br/>
         <w:t xml:space="preserve">   └─ 自动分类：学科、知识点、难度</w:t>
@@ -776,11 +778,13 @@
         <w:br/>
         <w:t xml:space="preserve">   ├─ 逐题预览：原图 ↔ 重建结果 对照</w:t>
         <w:br/>
-        <w:t xml:space="preserve">   ├─ 可编辑：改文字、换图形方案、改学科/标签、合并/拆分题目</w:t>
+        <w:t xml:space="preserve">   ├─ 显示批改结果：✓ 正确 / ✗ 错误 + 正确答案</w:t>
+        <w:br/>
+        <w:t xml:space="preserve">   ├─ 可编辑：改文字、改对错、改正确答案、合并/拆分题目</w:t>
         <w:br/>
         <w:t xml:space="preserve">   ├─ 逐题「通过」或「丢弃」</w:t>
         <w:br/>
-        <w:t xml:space="preserve">   └─ 【全部通过】一键确认</w:t>
+        <w:t xml:space="preserve">   └─ 【完成】按批改结果批量处理</w:t>
         <w:br/>
         <w:t xml:space="preserve">        ↓</w:t>
         <w:br/>
@@ -824,6 +828,693 @@
           <w:rFonts w:ascii="Calibri" w:hAnsi="Calibri" w:eastAsia="Microsoft YaHei"/>
         </w:rPr>
         <w:t>只有用户点过确认的题才进错题库。这样错题库里永远是可信的。</w:t>
+      </w:r>
+    </w:p>
+    <w:p>
+      <w:pPr>
+        <w:jc w:val="center"/>
+      </w:pPr>
+      <w:r>
+        <w:t>────────────────────────────────────────</w:t>
+      </w:r>
+    </w:p>
+    <w:p>
+      <w:pPr>
+        <w:pStyle w:val="Heading1"/>
+      </w:pPr>
+      <w:r>
+        <w:t>三之二、拍照批改</w:t>
+      </w:r>
+    </w:p>
+    <w:p>
+      <w:r>
+        <w:rPr>
+          <w:rFonts w:ascii="Calibri" w:hAnsi="Calibri" w:eastAsia="Microsoft YaHei"/>
+          <w:b/>
+        </w:rPr>
+        <w:t>批改和录入是同一条流程，不是两个功能。</w:t>
+      </w:r>
+    </w:p>
+    <w:p>
+      <w:r>
+        <w:rPr>
+          <w:rFonts w:ascii="Calibri" w:hAnsi="Calibri" w:eastAsia="Microsoft YaHei"/>
+        </w:rPr>
+        <w:t>理由：「错题」的定义就是</w:t>
+      </w:r>
+      <w:r>
+        <w:rPr>
+          <w:rFonts w:ascii="Calibri" w:hAnsi="Calibri" w:eastAsia="Microsoft YaHei"/>
+          <w:b/>
+        </w:rPr>
+        <w:t>做错的题</w:t>
+      </w:r>
+      <w:r>
+        <w:rPr>
+          <w:rFonts w:ascii="Calibri" w:hAnsi="Calibri" w:eastAsia="Microsoft YaHei"/>
+        </w:rPr>
+        <w:t>。所以只要能判断对错，错题库就是自动筛出来的，</w:t>
+      </w:r>
+    </w:p>
+    <w:p>
+      <w:r>
+        <w:rPr>
+          <w:rFonts w:ascii="Calibri" w:hAnsi="Calibri" w:eastAsia="Microsoft YaHei"/>
+        </w:rPr>
+        <w:t>不需要家长自己判断哪道该收。反过来说，不批改时家长就是在手动完成这一步。</w:t>
+      </w:r>
+    </w:p>
+    <w:p>
+      <w:pPr>
+        <w:pStyle w:val="Heading2"/>
+      </w:pPr>
+      <w:r>
+        <w:t>开关</w:t>
+      </w:r>
+    </w:p>
+    <w:p>
+      <w:r>
+        <w:rPr>
+          <w:rFonts w:ascii="Calibri" w:hAnsi="Calibri" w:eastAsia="Microsoft YaHei"/>
+        </w:rPr>
+        <w:t>批改在设置里控制，默认</w:t>
+      </w:r>
+      <w:r>
+        <w:rPr>
+          <w:rFonts w:ascii="Calibri" w:hAnsi="Calibri" w:eastAsia="Microsoft YaHei"/>
+          <w:b/>
+        </w:rPr>
+        <w:t>关</w:t>
+      </w:r>
+      <w:r>
+        <w:rPr>
+          <w:rFonts w:ascii="Calibri" w:hAnsi="Calibri" w:eastAsia="Microsoft YaHei"/>
+        </w:rPr>
+        <w:t>：</w:t>
+      </w:r>
+    </w:p>
+    <w:tbl>
+      <w:tblPr>
+        <w:tblStyle w:val="LightGrid-Accent1"/>
+        <w:tblW w:type="auto" w:w="0"/>
+        <w:jc w:val="center"/>
+        <w:tblLayout w:type="fixed"/>
+        <w:tblLook w:firstColumn="1" w:firstRow="1" w:lastColumn="0" w:lastRow="0" w:noHBand="0" w:noVBand="1" w:val="04A0"/>
+      </w:tblPr>
+      <w:tblGrid>
+        <w:gridCol w:w="1927"/>
+        <w:gridCol w:w="3855"/>
+        <w:gridCol w:w="3855"/>
+      </w:tblGrid>
+      <w:tr>
+        <w:tc>
+          <w:tcPr>
+            <w:tcW w:type="dxa" w:w="1928"/>
+          </w:tcPr>
+          <w:p>
+            <w:r>
+              <w:rPr>
+                <w:b/>
+              </w:rPr>
+            </w:r>
+            <w:r>
+              <w:rPr>
+                <w:rFonts w:ascii="Calibri" w:hAnsi="Calibri" w:eastAsia="Microsoft YaHei"/>
+                <w:b/>
+              </w:rPr>
+              <w:t>设置</w:t>
+            </w:r>
+          </w:p>
+        </w:tc>
+        <w:tc>
+          <w:tcPr>
+            <w:tcW w:type="dxa" w:w="3855"/>
+          </w:tcPr>
+          <w:p>
+            <w:r>
+              <w:rPr>
+                <w:b/>
+              </w:rPr>
+            </w:r>
+            <w:r>
+              <w:rPr>
+                <w:rFonts w:ascii="Calibri" w:hAnsi="Calibri" w:eastAsia="Microsoft YaHei"/>
+                <w:b/>
+              </w:rPr>
+              <w:t>默认</w:t>
+            </w:r>
+          </w:p>
+        </w:tc>
+        <w:tc>
+          <w:tcPr>
+            <w:tcW w:type="dxa" w:w="3855"/>
+          </w:tcPr>
+          <w:p>
+            <w:r>
+              <w:rPr>
+                <w:b/>
+              </w:rPr>
+            </w:r>
+            <w:r>
+              <w:rPr>
+                <w:rFonts w:ascii="Calibri" w:hAnsi="Calibri" w:eastAsia="Microsoft YaHei"/>
+                <w:b/>
+              </w:rPr>
+              <w:t>说明</w:t>
+            </w:r>
+          </w:p>
+        </w:tc>
+      </w:tr>
+      <w:tr>
+        <w:tc>
+          <w:tcPr>
+            <w:tcW w:type="dxa" w:w="1928"/>
+          </w:tcPr>
+          <w:p>
+            <w:r/>
+            <w:r>
+              <w:rPr>
+                <w:rFonts w:ascii="Calibri" w:hAnsi="Calibri" w:eastAsia="Microsoft YaHei"/>
+              </w:rPr>
+              <w:t>拍照后批改</w:t>
+            </w:r>
+          </w:p>
+        </w:tc>
+        <w:tc>
+          <w:tcPr>
+            <w:tcW w:type="dxa" w:w="3855"/>
+          </w:tcPr>
+          <w:p>
+            <w:r/>
+            <w:r>
+              <w:rPr>
+                <w:rFonts w:ascii="Calibri" w:hAnsi="Calibri" w:eastAsia="Microsoft YaHei"/>
+              </w:rPr>
+              <w:t>关</w:t>
+            </w:r>
+          </w:p>
+        </w:tc>
+        <w:tc>
+          <w:tcPr>
+            <w:tcW w:type="dxa" w:w="3855"/>
+          </w:tcPr>
+          <w:p>
+            <w:r/>
+            <w:r>
+              <w:rPr>
+                <w:rFonts w:ascii="Calibri" w:hAnsi="Calibri" w:eastAsia="Microsoft YaHei"/>
+              </w:rPr>
+              <w:t>打开后流程里多一步判断对错</w:t>
+            </w:r>
+          </w:p>
+        </w:tc>
+      </w:tr>
+      <w:tr>
+        <w:tc>
+          <w:tcPr>
+            <w:tcW w:type="dxa" w:w="1928"/>
+          </w:tcPr>
+          <w:p>
+            <w:r/>
+            <w:r>
+              <w:rPr>
+                <w:rFonts w:ascii="Calibri" w:hAnsi="Calibri" w:eastAsia="Microsoft YaHei"/>
+              </w:rPr>
+              <w:t>用 AI 批改</w:t>
+            </w:r>
+          </w:p>
+        </w:tc>
+        <w:tc>
+          <w:tcPr>
+            <w:tcW w:type="dxa" w:w="3855"/>
+          </w:tcPr>
+          <w:p>
+            <w:r/>
+            <w:r>
+              <w:rPr>
+                <w:rFonts w:ascii="Calibri" w:hAnsi="Calibri" w:eastAsia="Microsoft YaHei"/>
+              </w:rPr>
+              <w:t>开</w:t>
+            </w:r>
+          </w:p>
+        </w:tc>
+        <w:tc>
+          <w:tcPr>
+            <w:tcW w:type="dxa" w:w="3855"/>
+          </w:tcPr>
+          <w:p>
+            <w:r/>
+            <w:r>
+              <w:rPr>
+                <w:rFonts w:ascii="Calibri" w:hAnsi="Calibri" w:eastAsia="Microsoft YaHei"/>
+              </w:rPr>
+              <w:t>关掉或没配 Key 时，自己点「做对了 / 做错了」</w:t>
+            </w:r>
+          </w:p>
+        </w:tc>
+      </w:tr>
+      <w:tr>
+        <w:tc>
+          <w:tcPr>
+            <w:tcW w:type="dxa" w:w="1928"/>
+          </w:tcPr>
+          <w:p>
+            <w:r/>
+            <w:r>
+              <w:rPr>
+                <w:rFonts w:ascii="Calibri" w:hAnsi="Calibri" w:eastAsia="Microsoft YaHei"/>
+              </w:rPr>
+              <w:t>做对的题也入库</w:t>
+            </w:r>
+          </w:p>
+        </w:tc>
+        <w:tc>
+          <w:tcPr>
+            <w:tcW w:type="dxa" w:w="3855"/>
+          </w:tcPr>
+          <w:p>
+            <w:r/>
+            <w:r>
+              <w:rPr>
+                <w:rFonts w:ascii="Calibri" w:hAnsi="Calibri" w:eastAsia="Microsoft YaHei"/>
+              </w:rPr>
+              <w:t>关</w:t>
+            </w:r>
+          </w:p>
+        </w:tc>
+        <w:tc>
+          <w:tcPr>
+            <w:tcW w:type="dxa" w:w="3855"/>
+          </w:tcPr>
+          <w:p>
+            <w:r/>
+            <w:r>
+              <w:rPr>
+                <w:rFonts w:ascii="Calibri" w:hAnsi="Calibri" w:eastAsia="Microsoft YaHei"/>
+              </w:rPr>
+              <w:t>默认只留错题</w:t>
+            </w:r>
+          </w:p>
+        </w:tc>
+      </w:tr>
+    </w:tbl>
+    <w:p/>
+    <w:p>
+      <w:pPr>
+        <w:pStyle w:val="Heading2"/>
+      </w:pPr>
+      <w:r>
+        <w:t>两种批改方式</w:t>
+      </w:r>
+    </w:p>
+    <w:tbl>
+      <w:tblPr>
+        <w:tblStyle w:val="LightGrid-Accent1"/>
+        <w:tblW w:type="auto" w:w="0"/>
+        <w:jc w:val="center"/>
+        <w:tblLayout w:type="fixed"/>
+        <w:tblLook w:firstColumn="1" w:firstRow="1" w:lastColumn="0" w:lastRow="0" w:noHBand="0" w:noVBand="1" w:val="04A0"/>
+      </w:tblPr>
+      <w:tblGrid>
+        <w:gridCol w:w="1927"/>
+        <w:gridCol w:w="3855"/>
+        <w:gridCol w:w="3855"/>
+      </w:tblGrid>
+      <w:tr>
+        <w:tc>
+          <w:tcPr>
+            <w:tcW w:type="dxa" w:w="1928"/>
+          </w:tcPr>
+          <w:p>
+            <w:r>
+              <w:rPr>
+                <w:b/>
+              </w:rPr>
+            </w:r>
+            <w:r>
+              <w:rPr>
+                <w:rFonts w:ascii="Calibri" w:hAnsi="Calibri" w:eastAsia="Microsoft YaHei"/>
+                <w:b/>
+              </w:rPr>
+              <w:t>方式</w:t>
+            </w:r>
+          </w:p>
+        </w:tc>
+        <w:tc>
+          <w:tcPr>
+            <w:tcW w:type="dxa" w:w="3855"/>
+          </w:tcPr>
+          <w:p>
+            <w:r>
+              <w:rPr>
+                <w:b/>
+              </w:rPr>
+            </w:r>
+            <w:r>
+              <w:rPr>
+                <w:rFonts w:ascii="Calibri" w:hAnsi="Calibri" w:eastAsia="Microsoft YaHei"/>
+                <w:b/>
+              </w:rPr>
+              <w:t>怎么工作</w:t>
+            </w:r>
+          </w:p>
+        </w:tc>
+        <w:tc>
+          <w:tcPr>
+            <w:tcW w:type="dxa" w:w="3855"/>
+          </w:tcPr>
+          <w:p>
+            <w:r>
+              <w:rPr>
+                <w:b/>
+              </w:rPr>
+            </w:r>
+            <w:r>
+              <w:rPr>
+                <w:rFonts w:ascii="Calibri" w:hAnsi="Calibri" w:eastAsia="Microsoft YaHei"/>
+                <w:b/>
+              </w:rPr>
+              <w:t>需要</w:t>
+            </w:r>
+          </w:p>
+        </w:tc>
+      </w:tr>
+      <w:tr>
+        <w:tc>
+          <w:tcPr>
+            <w:tcW w:type="dxa" w:w="1928"/>
+          </w:tcPr>
+          <w:p>
+            <w:r/>
+            <w:r>
+              <w:rPr>
+                <w:rFonts w:ascii="Calibri" w:hAnsi="Calibri" w:eastAsia="Microsoft YaHei"/>
+                <w:b/>
+              </w:rPr>
+              <w:t>AI 批改</w:t>
+            </w:r>
+          </w:p>
+        </w:tc>
+        <w:tc>
+          <w:tcPr>
+            <w:tcW w:type="dxa" w:w="3855"/>
+          </w:tcPr>
+          <w:p>
+            <w:r/>
+            <w:r>
+              <w:rPr>
+                <w:rFonts w:ascii="Calibri" w:hAnsi="Calibri" w:eastAsia="Microsoft YaHei"/>
+              </w:rPr>
+              <w:t xml:space="preserve">把切出来的那道题（含孩子的手写答案）发给 </w:t>
+            </w:r>
+            <w:r>
+              <w:rPr>
+                <w:rFonts w:ascii="Consolas" w:hAnsi="Consolas" w:eastAsia="Microsoft YaHei"/>
+              </w:rPr>
+              <w:t>deepseek-flash</w:t>
+            </w:r>
+            <w:r>
+              <w:rPr>
+                <w:rFonts w:ascii="Calibri" w:hAnsi="Calibri" w:eastAsia="Microsoft YaHei"/>
+              </w:rPr>
+              <w:t>，让它判断对错并给出正确答案</w:t>
+            </w:r>
+          </w:p>
+        </w:tc>
+        <w:tc>
+          <w:tcPr>
+            <w:tcW w:type="dxa" w:w="3855"/>
+          </w:tcPr>
+          <w:p>
+            <w:r/>
+            <w:r>
+              <w:rPr>
+                <w:rFonts w:ascii="Calibri" w:hAnsi="Calibri" w:eastAsia="Microsoft YaHei"/>
+              </w:rPr>
+              <w:t>DeepSeek API Key</w:t>
+            </w:r>
+          </w:p>
+        </w:tc>
+      </w:tr>
+      <w:tr>
+        <w:tc>
+          <w:tcPr>
+            <w:tcW w:type="dxa" w:w="1928"/>
+          </w:tcPr>
+          <w:p>
+            <w:r/>
+            <w:r>
+              <w:rPr>
+                <w:rFonts w:ascii="Calibri" w:hAnsi="Calibri" w:eastAsia="Microsoft YaHei"/>
+                <w:b/>
+              </w:rPr>
+              <w:t>手动批改</w:t>
+            </w:r>
+          </w:p>
+        </w:tc>
+        <w:tc>
+          <w:tcPr>
+            <w:tcW w:type="dxa" w:w="3855"/>
+          </w:tcPr>
+          <w:p>
+            <w:r/>
+            <w:r>
+              <w:rPr>
+                <w:rFonts w:ascii="Calibri" w:hAnsi="Calibri" w:eastAsia="Microsoft YaHei"/>
+              </w:rPr>
+              <w:t>家长在确认页点「做对了 / 做错了」，再点一次撤销</w:t>
+            </w:r>
+          </w:p>
+        </w:tc>
+        <w:tc>
+          <w:tcPr>
+            <w:tcW w:type="dxa" w:w="3855"/>
+          </w:tcPr>
+          <w:p>
+            <w:r/>
+            <w:r>
+              <w:rPr>
+                <w:rFonts w:ascii="Calibri" w:hAnsi="Calibri" w:eastAsia="Microsoft YaHei"/>
+              </w:rPr>
+              <w:t>无，</w:t>
+            </w:r>
+            <w:r>
+              <w:rPr>
+                <w:rFonts w:ascii="Calibri" w:hAnsi="Calibri" w:eastAsia="Microsoft YaHei"/>
+                <w:b/>
+              </w:rPr>
+              <w:t>完全离线</w:t>
+            </w:r>
+          </w:p>
+        </w:tc>
+      </w:tr>
+    </w:tbl>
+    <w:p/>
+    <w:p>
+      <w:pPr>
+        <w:pStyle w:val="IntenseQuote"/>
+      </w:pPr>
+      <w:r>
+        <w:rPr>
+          <w:rFonts w:ascii="Calibri" w:hAnsi="Calibri" w:eastAsia="Microsoft YaHei"/>
+          <w:b/>
+        </w:rPr>
+        <w:t>为什么不做「答案比对」</w:t>
+      </w:r>
+      <w:r>
+        <w:rPr>
+          <w:rFonts w:ascii="Calibri" w:hAnsi="Calibri" w:eastAsia="Microsoft YaHei"/>
+        </w:rPr>
+        <w:t>：题目和答案都是</w:t>
+      </w:r>
+      <w:r>
+        <w:rPr>
+          <w:rFonts w:ascii="Calibri" w:hAnsi="Calibri" w:eastAsia="Microsoft YaHei"/>
+          <w:b/>
+        </w:rPr>
+        <w:t>手写</w:t>
+      </w:r>
+      <w:r>
+        <w:rPr>
+          <w:rFonts w:ascii="Calibri" w:hAnsi="Calibri" w:eastAsia="Microsoft YaHei"/>
+        </w:rPr>
+        <w:t>的，题型也五花八门（计算、</w:t>
+      </w:r>
+    </w:p>
+    <w:p>
+      <w:pPr>
+        <w:pStyle w:val="IntenseQuote"/>
+      </w:pPr>
+      <w:r>
+        <w:rPr>
+          <w:rFonts w:ascii="Calibri" w:hAnsi="Calibri" w:eastAsia="Microsoft YaHei"/>
+        </w:rPr>
+        <w:t>填空、应用题）。要比对得先有一份标准答案，而这里没有。视觉模型能同时看见题干</w:t>
+      </w:r>
+    </w:p>
+    <w:p>
+      <w:pPr>
+        <w:pStyle w:val="IntenseQuote"/>
+      </w:pPr>
+      <w:r>
+        <w:rPr>
+          <w:rFonts w:ascii="Calibri" w:hAnsi="Calibri" w:eastAsia="Microsoft YaHei"/>
+        </w:rPr>
+        <w:t>和孩子写的答案，直接判断——这是唯一可行的路子。</w:t>
+      </w:r>
+    </w:p>
+    <w:p>
+      <w:pPr>
+        <w:pStyle w:val="Heading2"/>
+      </w:pPr>
+      <w:r>
+        <w:t>批改结果怎么用</w:t>
+      </w:r>
+    </w:p>
+    <w:p>
+      <w:pPr>
+        <w:pStyle w:val="ListBullet"/>
+      </w:pPr>
+      <w:r>
+        <w:rPr>
+          <w:rFonts w:ascii="Calibri" w:hAnsi="Calibri" w:eastAsia="Microsoft YaHei"/>
+        </w:rPr>
+        <w:t>判</w:t>
+      </w:r>
+      <w:r>
+        <w:rPr>
+          <w:rFonts w:ascii="Calibri" w:hAnsi="Calibri" w:eastAsia="Microsoft YaHei"/>
+          <w:b/>
+        </w:rPr>
+        <w:t>错</w:t>
+      </w:r>
+      <w:r>
+        <w:rPr>
+          <w:rFonts w:ascii="Calibri" w:hAnsi="Calibri" w:eastAsia="Microsoft YaHei"/>
+        </w:rPr>
+        <w:t>的题 → 进错题库（这是默认行为）</w:t>
+      </w:r>
+    </w:p>
+    <w:p>
+      <w:pPr>
+        <w:pStyle w:val="ListBullet"/>
+      </w:pPr>
+      <w:r>
+        <w:rPr>
+          <w:rFonts w:ascii="Calibri" w:hAnsi="Calibri" w:eastAsia="Microsoft YaHei"/>
+        </w:rPr>
+        <w:t>判</w:t>
+      </w:r>
+      <w:r>
+        <w:rPr>
+          <w:rFonts w:ascii="Calibri" w:hAnsi="Calibri" w:eastAsia="Microsoft YaHei"/>
+          <w:b/>
+        </w:rPr>
+        <w:t>对</w:t>
+      </w:r>
+      <w:r>
+        <w:rPr>
+          <w:rFonts w:ascii="Calibri" w:hAnsi="Calibri" w:eastAsia="Microsoft YaHei"/>
+        </w:rPr>
+        <w:t>的题 → 默认丢弃；打开「做对的题也入库」则入库并直接标成「已掌握」</w:t>
+      </w:r>
+    </w:p>
+    <w:p>
+      <w:pPr>
+        <w:pStyle w:val="ListBullet"/>
+      </w:pPr>
+      <w:r>
+        <w:rPr>
+          <w:rFonts w:ascii="Calibri" w:hAnsi="Calibri" w:eastAsia="Microsoft YaHei"/>
+        </w:rPr>
+        <w:t>每道题都会存下</w:t>
+      </w:r>
+      <w:r>
+        <w:rPr>
+          <w:rFonts w:ascii="Calibri" w:hAnsi="Calibri" w:eastAsia="Microsoft YaHei"/>
+          <w:b/>
+        </w:rPr>
+        <w:t>正确答案</w:t>
+      </w:r>
+      <w:r>
+        <w:rPr>
+          <w:rFonts w:ascii="Calibri" w:hAnsi="Calibri" w:eastAsia="Microsoft YaHei"/>
+        </w:rPr>
+        <w:t>，孩子重做时可以对照</w:t>
+      </w:r>
+    </w:p>
+    <w:p>
+      <w:pPr>
+        <w:pStyle w:val="Heading2"/>
+      </w:pPr>
+      <w:r>
+        <w:t>出错怎么办</w:t>
+      </w:r>
+    </w:p>
+    <w:p>
+      <w:r>
+        <w:rPr>
+          <w:rFonts w:ascii="Calibri" w:hAnsi="Calibri" w:eastAsia="Microsoft YaHei"/>
+        </w:rPr>
+        <w:t>AI 会判错。所以：</w:t>
+      </w:r>
+    </w:p>
+    <w:p>
+      <w:pPr>
+        <w:pStyle w:val="ListNumber"/>
+      </w:pPr>
+      <w:r>
+        <w:rPr>
+          <w:rFonts w:ascii="Calibri" w:hAnsi="Calibri" w:eastAsia="Microsoft YaHei"/>
+        </w:rPr>
+        <w:t>批改结果</w:t>
+      </w:r>
+      <w:r>
+        <w:rPr>
+          <w:rFonts w:ascii="Calibri" w:hAnsi="Calibri" w:eastAsia="Microsoft YaHei"/>
+          <w:b/>
+        </w:rPr>
+        <w:t>只是建议</w:t>
+      </w:r>
+      <w:r>
+        <w:rPr>
+          <w:rFonts w:ascii="Calibri" w:hAnsi="Calibri" w:eastAsia="Microsoft YaHei"/>
+        </w:rPr>
+        <w:t>，确认页每题都能改对错、改正确答案</w:t>
+      </w:r>
+    </w:p>
+    <w:p>
+      <w:pPr>
+        <w:pStyle w:val="ListNumber"/>
+      </w:pPr>
+      <w:r>
+        <w:rPr>
+          <w:rFonts w:ascii="Calibri" w:hAnsi="Calibri" w:eastAsia="Microsoft YaHei"/>
+        </w:rPr>
+        <w:t xml:space="preserve">AI 的判断带 </w:t>
+      </w:r>
+      <w:r>
+        <w:rPr>
+          <w:rFonts w:ascii="Consolas" w:hAnsi="Consolas" w:eastAsia="Microsoft YaHei"/>
+        </w:rPr>
+        <w:t>AI</w:t>
+      </w:r>
+      <w:r>
+        <w:rPr>
+          <w:rFonts w:ascii="Calibri" w:hAnsi="Calibri" w:eastAsia="Microsoft YaHei"/>
+        </w:rPr>
+        <w:t xml:space="preserve"> 标记，家长一眼能看出哪些需要复核</w:t>
+      </w:r>
+    </w:p>
+    <w:p>
+      <w:pPr>
+        <w:pStyle w:val="ListNumber"/>
+      </w:pPr>
+      <w:r>
+        <w:rPr>
+          <w:rFonts w:ascii="Calibri" w:hAnsi="Calibri" w:eastAsia="Microsoft YaHei"/>
+        </w:rPr>
+        <w:t>逐题记录失败原因，一道题失败不会让整批停摆</w:t>
       </w:r>
     </w:p>
     <w:p>
@@ -2236,6 +2927,43 @@
               <w:rPr>
                 <w:rFonts w:ascii="Calibri" w:hAnsi="Calibri" w:eastAsia="Microsoft YaHei"/>
               </w:rPr>
+              <w:t>P0</w:t>
+            </w:r>
+          </w:p>
+        </w:tc>
+        <w:tc>
+          <w:tcPr>
+            <w:tcW w:type="dxa" w:w="7517"/>
+          </w:tcPr>
+          <w:p>
+            <w:r/>
+            <w:r>
+              <w:rPr>
+                <w:rFonts w:ascii="Calibri" w:hAnsi="Calibri" w:eastAsia="Microsoft YaHei"/>
+                <w:b/>
+              </w:rPr>
+              <w:t>批改开关</w:t>
+            </w:r>
+            <w:r>
+              <w:rPr>
+                <w:rFonts w:ascii="Calibri" w:hAnsi="Calibri" w:eastAsia="Microsoft YaHei"/>
+              </w:rPr>
+              <w:t>：拍照后批改 / 用 AI 批改 / 做对的题是否入库</w:t>
+            </w:r>
+          </w:p>
+        </w:tc>
+      </w:tr>
+      <w:tr>
+        <w:tc>
+          <w:tcPr>
+            <w:tcW w:type="dxa" w:w="2120"/>
+          </w:tcPr>
+          <w:p>
+            <w:r/>
+            <w:r>
+              <w:rPr>
+                <w:rFonts w:ascii="Calibri" w:hAnsi="Calibri" w:eastAsia="Microsoft YaHei"/>
+              </w:rPr>
               <w:t>P1</w:t>
             </w:r>
           </w:p>
@@ -2311,6 +3039,290 @@
                 <w:rFonts w:ascii="Calibri" w:hAnsi="Calibri" w:eastAsia="Microsoft YaHei"/>
               </w:rPr>
               <w:t>数据备份 / 导出</w:t>
+            </w:r>
+          </w:p>
+        </w:tc>
+      </w:tr>
+    </w:tbl>
+    <w:p/>
+    <w:p>
+      <w:pPr>
+        <w:pStyle w:val="Heading2"/>
+      </w:pPr>
+      <w:r>
+        <w:t>批改</w:t>
+      </w:r>
+    </w:p>
+    <w:tbl>
+      <w:tblPr>
+        <w:tblStyle w:val="LightGrid-Accent1"/>
+        <w:tblW w:type="auto" w:w="0"/>
+        <w:jc w:val="center"/>
+        <w:tblLayout w:type="fixed"/>
+        <w:tblLook w:firstColumn="1" w:firstRow="1" w:lastColumn="0" w:lastRow="0" w:noHBand="0" w:noVBand="1" w:val="04A0"/>
+      </w:tblPr>
+      <w:tblGrid>
+        <w:gridCol w:w="2120"/>
+        <w:gridCol w:w="7517"/>
+      </w:tblGrid>
+      <w:tr>
+        <w:tc>
+          <w:tcPr>
+            <w:tcW w:type="dxa" w:w="2120"/>
+          </w:tcPr>
+          <w:p>
+            <w:r>
+              <w:rPr>
+                <w:b/>
+              </w:rPr>
+            </w:r>
+            <w:r>
+              <w:rPr>
+                <w:rFonts w:ascii="Calibri" w:hAnsi="Calibri" w:eastAsia="Microsoft YaHei"/>
+                <w:b/>
+              </w:rPr>
+              <w:t>优先级</w:t>
+            </w:r>
+          </w:p>
+        </w:tc>
+        <w:tc>
+          <w:tcPr>
+            <w:tcW w:type="dxa" w:w="7517"/>
+          </w:tcPr>
+          <w:p>
+            <w:r>
+              <w:rPr>
+                <w:b/>
+              </w:rPr>
+            </w:r>
+            <w:r>
+              <w:rPr>
+                <w:rFonts w:ascii="Calibri" w:hAnsi="Calibri" w:eastAsia="Microsoft YaHei"/>
+                <w:b/>
+              </w:rPr>
+              <w:t>功能</w:t>
+            </w:r>
+          </w:p>
+        </w:tc>
+      </w:tr>
+      <w:tr>
+        <w:tc>
+          <w:tcPr>
+            <w:tcW w:type="dxa" w:w="2120"/>
+          </w:tcPr>
+          <w:p>
+            <w:r/>
+            <w:r>
+              <w:rPr>
+                <w:rFonts w:ascii="Calibri" w:hAnsi="Calibri" w:eastAsia="Microsoft YaHei"/>
+              </w:rPr>
+              <w:t>P0</w:t>
+            </w:r>
+          </w:p>
+        </w:tc>
+        <w:tc>
+          <w:tcPr>
+            <w:tcW w:type="dxa" w:w="7517"/>
+          </w:tcPr>
+          <w:p>
+            <w:r/>
+            <w:r>
+              <w:rPr>
+                <w:rFonts w:ascii="Calibri" w:hAnsi="Calibri" w:eastAsia="Microsoft YaHei"/>
+              </w:rPr>
+              <w:t>确认页手动标对错（离线可用）</w:t>
+            </w:r>
+          </w:p>
+        </w:tc>
+      </w:tr>
+      <w:tr>
+        <w:tc>
+          <w:tcPr>
+            <w:tcW w:type="dxa" w:w="2120"/>
+          </w:tcPr>
+          <w:p>
+            <w:r/>
+            <w:r>
+              <w:rPr>
+                <w:rFonts w:ascii="Calibri" w:hAnsi="Calibri" w:eastAsia="Microsoft YaHei"/>
+              </w:rPr>
+              <w:t>P0</w:t>
+            </w:r>
+          </w:p>
+        </w:tc>
+        <w:tc>
+          <w:tcPr>
+            <w:tcW w:type="dxa" w:w="7517"/>
+          </w:tcPr>
+          <w:p>
+            <w:r/>
+            <w:r>
+              <w:rPr>
+                <w:rFonts w:ascii="Calibri" w:hAnsi="Calibri" w:eastAsia="Microsoft YaHei"/>
+              </w:rPr>
+              <w:t>批改结果只作建议，每题可改</w:t>
+            </w:r>
+          </w:p>
+        </w:tc>
+      </w:tr>
+      <w:tr>
+        <w:tc>
+          <w:tcPr>
+            <w:tcW w:type="dxa" w:w="2120"/>
+          </w:tcPr>
+          <w:p>
+            <w:r/>
+            <w:r>
+              <w:rPr>
+                <w:rFonts w:ascii="Calibri" w:hAnsi="Calibri" w:eastAsia="Microsoft YaHei"/>
+              </w:rPr>
+              <w:t>P0</w:t>
+            </w:r>
+          </w:p>
+        </w:tc>
+        <w:tc>
+          <w:tcPr>
+            <w:tcW w:type="dxa" w:w="7517"/>
+          </w:tcPr>
+          <w:p>
+            <w:r/>
+            <w:r>
+              <w:rPr>
+                <w:rFonts w:ascii="Calibri" w:hAnsi="Calibri" w:eastAsia="Microsoft YaHei"/>
+              </w:rPr>
+              <w:t>错题入库、做对的默认丢弃</w:t>
+            </w:r>
+          </w:p>
+        </w:tc>
+      </w:tr>
+      <w:tr>
+        <w:tc>
+          <w:tcPr>
+            <w:tcW w:type="dxa" w:w="2120"/>
+          </w:tcPr>
+          <w:p>
+            <w:r/>
+            <w:r>
+              <w:rPr>
+                <w:rFonts w:ascii="Calibri" w:hAnsi="Calibri" w:eastAsia="Microsoft YaHei"/>
+              </w:rPr>
+              <w:t>P0</w:t>
+            </w:r>
+          </w:p>
+        </w:tc>
+        <w:tc>
+          <w:tcPr>
+            <w:tcW w:type="dxa" w:w="7517"/>
+          </w:tcPr>
+          <w:p>
+            <w:r/>
+            <w:r>
+              <w:rPr>
+                <w:rFonts w:ascii="Calibri" w:hAnsi="Calibri" w:eastAsia="Microsoft YaHei"/>
+              </w:rPr>
+              <w:t>保存每题的正确答案</w:t>
+            </w:r>
+          </w:p>
+        </w:tc>
+      </w:tr>
+      <w:tr>
+        <w:tc>
+          <w:tcPr>
+            <w:tcW w:type="dxa" w:w="2120"/>
+          </w:tcPr>
+          <w:p>
+            <w:r/>
+            <w:r>
+              <w:rPr>
+                <w:rFonts w:ascii="Calibri" w:hAnsi="Calibri" w:eastAsia="Microsoft YaHei"/>
+              </w:rPr>
+              <w:t>P1</w:t>
+            </w:r>
+          </w:p>
+        </w:tc>
+        <w:tc>
+          <w:tcPr>
+            <w:tcW w:type="dxa" w:w="7517"/>
+          </w:tcPr>
+          <w:p>
+            <w:r/>
+            <w:r>
+              <w:rPr>
+                <w:rFonts w:ascii="Calibri" w:hAnsi="Calibri" w:eastAsia="Microsoft YaHei"/>
+              </w:rPr>
+              <w:t>AI 批改（</w:t>
+            </w:r>
+            <w:r>
+              <w:rPr>
+                <w:rFonts w:ascii="Consolas" w:hAnsi="Consolas" w:eastAsia="Microsoft YaHei"/>
+              </w:rPr>
+              <w:t>deepseek-flash</w:t>
+            </w:r>
+            <w:r>
+              <w:rPr>
+                <w:rFonts w:ascii="Calibri" w:hAnsi="Calibri" w:eastAsia="Microsoft YaHei"/>
+              </w:rPr>
+              <w:t xml:space="preserve"> 看图判断）</w:t>
+            </w:r>
+          </w:p>
+        </w:tc>
+      </w:tr>
+      <w:tr>
+        <w:tc>
+          <w:tcPr>
+            <w:tcW w:type="dxa" w:w="2120"/>
+          </w:tcPr>
+          <w:p>
+            <w:r/>
+            <w:r>
+              <w:rPr>
+                <w:rFonts w:ascii="Calibri" w:hAnsi="Calibri" w:eastAsia="Microsoft YaHei"/>
+              </w:rPr>
+              <w:t>P1</w:t>
+            </w:r>
+          </w:p>
+        </w:tc>
+        <w:tc>
+          <w:tcPr>
+            <w:tcW w:type="dxa" w:w="7517"/>
+          </w:tcPr>
+          <w:p>
+            <w:r/>
+            <w:r>
+              <w:rPr>
+                <w:rFonts w:ascii="Calibri" w:hAnsi="Calibri" w:eastAsia="Microsoft YaHei"/>
+              </w:rPr>
+              <w:t>AI 判断标记，便于复核</w:t>
+            </w:r>
+          </w:p>
+        </w:tc>
+      </w:tr>
+      <w:tr>
+        <w:tc>
+          <w:tcPr>
+            <w:tcW w:type="dxa" w:w="2120"/>
+          </w:tcPr>
+          <w:p>
+            <w:r/>
+            <w:r>
+              <w:rPr>
+                <w:rFonts w:ascii="Calibri" w:hAnsi="Calibri" w:eastAsia="Microsoft YaHei"/>
+              </w:rPr>
+              <w:t>P2</w:t>
+            </w:r>
+          </w:p>
+        </w:tc>
+        <w:tc>
+          <w:tcPr>
+            <w:tcW w:type="dxa" w:w="7517"/>
+          </w:tcPr>
+          <w:p>
+            <w:r/>
+            <w:r>
+              <w:rPr>
+                <w:rFonts w:ascii="Calibri" w:hAnsi="Calibri" w:eastAsia="Microsoft YaHei"/>
+              </w:rPr>
+              <w:t>按学科统计正确率</w:t>
             </w:r>
           </w:p>
         </w:tc>
@@ -3156,6 +4168,58 @@
                 <w:b/>
               </w:rPr>
               <w:t>说明</w:t>
+            </w:r>
+          </w:p>
+        </w:tc>
+      </w:tr>
+      <w:tr>
+        <w:tc>
+          <w:tcPr>
+            <w:tcW w:type="dxa" w:w="1928"/>
+          </w:tcPr>
+          <w:p>
+            <w:r/>
+            <w:r>
+              <w:rPr>
+                <w:rFonts w:ascii="Calibri" w:hAnsi="Calibri" w:eastAsia="Microsoft YaHei"/>
+                <w:b/>
+              </w:rPr>
+              <w:t>批改对错</w:t>
+            </w:r>
+          </w:p>
+        </w:tc>
+        <w:tc>
+          <w:tcPr>
+            <w:tcW w:type="dxa" w:w="3855"/>
+          </w:tcPr>
+          <w:p>
+            <w:r/>
+            <w:r>
+              <w:rPr>
+                <w:rFonts w:ascii="Consolas" w:hAnsi="Consolas" w:eastAsia="Microsoft YaHei"/>
+              </w:rPr>
+              <w:t>deepseek-flash</w:t>
+            </w:r>
+          </w:p>
+        </w:tc>
+        <w:tc>
+          <w:tcPr>
+            <w:tcW w:type="dxa" w:w="3855"/>
+          </w:tcPr>
+          <w:p>
+            <w:r/>
+            <w:r>
+              <w:rPr>
+                <w:rFonts w:ascii="Calibri" w:hAnsi="Calibri" w:eastAsia="Microsoft YaHei"/>
+                <w:b/>
+              </w:rPr>
+              <w:t>多模态</w:t>
+            </w:r>
+            <w:r>
+              <w:rPr>
+                <w:rFonts w:ascii="Calibri" w:hAnsi="Calibri" w:eastAsia="Microsoft YaHei"/>
+              </w:rPr>
+              <w:t>，看图判断做对做错，并给出正确答案</w:t>
             </w:r>
           </w:p>
         </w:tc>
@@ -5176,6 +6240,57 @@
           </w:p>
         </w:tc>
       </w:tr>
+      <w:tr>
+        <w:tc>
+          <w:tcPr>
+            <w:tcW w:type="dxa" w:w="1928"/>
+          </w:tcPr>
+          <w:p>
+            <w:r/>
+            <w:r>
+              <w:rPr>
+                <w:rFonts w:ascii="Calibri" w:hAnsi="Calibri" w:eastAsia="Microsoft YaHei"/>
+              </w:rPr>
+              <w:t>7</w:t>
+            </w:r>
+          </w:p>
+        </w:tc>
+        <w:tc>
+          <w:tcPr>
+            <w:tcW w:type="dxa" w:w="3855"/>
+          </w:tcPr>
+          <w:p>
+            <w:r/>
+            <w:r>
+              <w:rPr>
+                <w:rFonts w:ascii="Calibri" w:hAnsi="Calibri" w:eastAsia="Microsoft YaHei"/>
+              </w:rPr>
+              <w:t>拍照批改</w:t>
+            </w:r>
+          </w:p>
+        </w:tc>
+        <w:tc>
+          <w:tcPr>
+            <w:tcW w:type="dxa" w:w="3855"/>
+          </w:tcPr>
+          <w:p>
+            <w:r/>
+            <w:r>
+              <w:rPr>
+                <w:rFonts w:ascii="Calibri" w:hAnsi="Calibri" w:eastAsia="Microsoft YaHei"/>
+                <w:b/>
+              </w:rPr>
+              <w:t>和拍试卷同一入口</w:t>
+            </w:r>
+            <w:r>
+              <w:rPr>
+                <w:rFonts w:ascii="Calibri" w:hAnsi="Calibri" w:eastAsia="Microsoft YaHei"/>
+              </w:rPr>
+              <w:t>，设置里可开关。判断对错 + 给出正确答案，只把错题入库</w:t>
+            </w:r>
+          </w:p>
+        </w:tc>
+      </w:tr>
     </w:tbl>
     <w:p/>
     <w:p>

--- a/docs/Octopus-设计文档-v0.2.docx
+++ b/docs/Octopus-设计文档-v0.2.docx
@@ -2910,6 +2910,43 @@
             <w:r>
               <w:rPr>
                 <w:rFonts w:ascii="Calibri" w:hAnsi="Calibri" w:eastAsia="Microsoft YaHei"/>
+                <w:b/>
+              </w:rPr>
+              <w:t>切题后自动识别</w:t>
+            </w:r>
+            <w:r>
+              <w:rPr>
+                <w:rFonts w:ascii="Calibri" w:hAnsi="Calibri" w:eastAsia="Microsoft YaHei"/>
+              </w:rPr>
+              <w:t>开关</w:t>
+            </w:r>
+          </w:p>
+        </w:tc>
+      </w:tr>
+      <w:tr>
+        <w:tc>
+          <w:tcPr>
+            <w:tcW w:type="dxa" w:w="2120"/>
+          </w:tcPr>
+          <w:p>
+            <w:r/>
+            <w:r>
+              <w:rPr>
+                <w:rFonts w:ascii="Calibri" w:hAnsi="Calibri" w:eastAsia="Microsoft YaHei"/>
+              </w:rPr>
+              <w:t>P0</w:t>
+            </w:r>
+          </w:p>
+        </w:tc>
+        <w:tc>
+          <w:tcPr>
+            <w:tcW w:type="dxa" w:w="7517"/>
+          </w:tcPr>
+          <w:p>
+            <w:r/>
+            <w:r>
+              <w:rPr>
+                <w:rFonts w:ascii="Calibri" w:hAnsi="Calibri" w:eastAsia="Microsoft YaHei"/>
               </w:rPr>
               <w:t>DeepSeek API Key 配置</w:t>
             </w:r>
@@ -3859,14 +3896,14 @@
         <w:br/>
         <w:t xml:space="preserve">  String get id;</w:t>
         <w:br/>
-        <w:t xml:space="preserve">  Future&lt;OcrResult&gt; recognize(Uint8List image);   // 文字 + 版面块</w:t>
+        <w:t xml:space="preserve">  Future&lt;OcrOutcome&gt; recognize(String imagePath);</w:t>
         <w:br/>
         <w:t>}</w:t>
         <w:br/>
         <w:br/>
-        <w:t>class LocalPaddleOcrEngine implements OcrEngine { ... }   // PaddleOCR，离线</w:t>
+        <w:t>class MlKitOcrEngine implements OcrEngine { ... }            // 本地，离线</w:t>
         <w:br/>
-        <w:t>class CloudOcrEngine implements OcrEngine { ... }         // 云端 API</w:t>
+        <w:t>class DeepSeekVisionOcrEngine implements OcrEngine { ... }   // 云端</w:t>
       </w:r>
     </w:p>
     <w:tbl>
@@ -3879,8 +3916,9 @@
       </w:tblPr>
       <w:tblGrid>
         <w:gridCol w:w="1927"/>
-        <w:gridCol w:w="3855"/>
-        <w:gridCol w:w="3855"/>
+        <w:gridCol w:w="2570"/>
+        <w:gridCol w:w="2570"/>
+        <w:gridCol w:w="2570"/>
       </w:tblGrid>
       <w:tr>
         <w:tc>
@@ -3904,7 +3942,7 @@
         </w:tc>
         <w:tc>
           <w:tcPr>
-            <w:tcW w:type="dxa" w:w="3855"/>
+            <w:tcW w:type="dxa" w:w="2570"/>
           </w:tcPr>
           <w:p>
             <w:r>
@@ -3917,13 +3955,32 @@
                 <w:rFonts w:ascii="Calibri" w:hAnsi="Calibri" w:eastAsia="Microsoft YaHei"/>
                 <w:b/>
               </w:rPr>
-              <w:t>优点</w:t>
+              <w:t>用什么</w:t>
             </w:r>
           </w:p>
         </w:tc>
         <w:tc>
           <w:tcPr>
-            <w:tcW w:type="dxa" w:w="3855"/>
+            <w:tcW w:type="dxa" w:w="2570"/>
+          </w:tcPr>
+          <w:p>
+            <w:r>
+              <w:rPr>
+                <w:b/>
+              </w:rPr>
+            </w:r>
+            <w:r>
+              <w:rPr>
+                <w:rFonts w:ascii="Calibri" w:hAnsi="Calibri" w:eastAsia="Microsoft YaHei"/>
+                <w:b/>
+              </w:rPr>
+              <w:t>优点</w:t>
+            </w:r>
+          </w:p>
+        </w:tc>
+        <w:tc>
+          <w:tcPr>
+            <w:tcW w:type="dxa" w:w="2570"/>
           </w:tcPr>
           <w:p>
             <w:r>
@@ -3953,13 +4010,13 @@
                 <w:rFonts w:ascii="Calibri" w:hAnsi="Calibri" w:eastAsia="Microsoft YaHei"/>
                 <w:b/>
               </w:rPr>
-              <w:t>本地 PaddleOCR</w:t>
+              <w:t>本地</w:t>
             </w:r>
           </w:p>
         </w:tc>
         <w:tc>
           <w:tcPr>
-            <w:tcW w:type="dxa" w:w="3855"/>
+            <w:tcW w:type="dxa" w:w="2570"/>
           </w:tcPr>
           <w:p>
             <w:r/>
@@ -3967,26 +4024,13 @@
               <w:rPr>
                 <w:rFonts w:ascii="Calibri" w:hAnsi="Calibri" w:eastAsia="Microsoft YaHei"/>
               </w:rPr>
-              <w:t>离线、免费、</w:t>
-            </w:r>
-            <w:r>
-              <w:rPr>
-                <w:rFonts w:ascii="Calibri" w:hAnsi="Calibri" w:eastAsia="Microsoft YaHei"/>
-                <w:b/>
-              </w:rPr>
-              <w:t>照片不出设备</w:t>
-            </w:r>
-            <w:r>
-              <w:rPr>
-                <w:rFonts w:ascii="Calibri" w:hAnsi="Calibri" w:eastAsia="Microsoft YaHei"/>
-              </w:rPr>
-              <w:t>、无按次费用</w:t>
+              <w:t>Google ML Kit 端上文字识别</w:t>
             </w:r>
           </w:p>
         </w:tc>
         <w:tc>
           <w:tcPr>
-            <w:tcW w:type="dxa" w:w="3855"/>
+            <w:tcW w:type="dxa" w:w="2570"/>
           </w:tcPr>
           <w:p>
             <w:r/>
@@ -3994,7 +4038,41 @@
               <w:rPr>
                 <w:rFonts w:ascii="Calibri" w:hAnsi="Calibri" w:eastAsia="Microsoft YaHei"/>
               </w:rPr>
-              <w:t>APK 增大约 20–40MB；识别率略低</w:t>
+              <w:t>离线、免费、</w:t>
+            </w:r>
+            <w:r>
+              <w:rPr>
+                <w:rFonts w:ascii="Calibri" w:hAnsi="Calibri" w:eastAsia="Microsoft YaHei"/>
+                <w:b/>
+              </w:rPr>
+              <w:t>照片不出设备</w:t>
+            </w:r>
+            <w:r>
+              <w:rPr>
+                <w:rFonts w:ascii="Calibri" w:hAnsi="Calibri" w:eastAsia="Microsoft YaHei"/>
+              </w:rPr>
+              <w:t>、无按次费用</w:t>
+            </w:r>
+          </w:p>
+        </w:tc>
+        <w:tc>
+          <w:tcPr>
+            <w:tcW w:type="dxa" w:w="2570"/>
+          </w:tcPr>
+          <w:p>
+            <w:r/>
+            <w:r>
+              <w:rPr>
+                <w:rFonts w:ascii="Calibri" w:hAnsi="Calibri" w:eastAsia="Microsoft YaHei"/>
+              </w:rPr>
+              <w:t>APK 增大约 13MB；</w:t>
+            </w:r>
+            <w:r>
+              <w:rPr>
+                <w:rFonts w:ascii="Calibri" w:hAnsi="Calibri" w:eastAsia="Microsoft YaHei"/>
+                <w:b/>
+              </w:rPr>
+              <w:t>读不了手写体</w:t>
             </w:r>
           </w:p>
         </w:tc>
@@ -4011,13 +4089,13 @@
                 <w:rFonts w:ascii="Calibri" w:hAnsi="Calibri" w:eastAsia="Microsoft YaHei"/>
                 <w:b/>
               </w:rPr>
-              <w:t>云端 OCR</w:t>
+              <w:t>云端</w:t>
             </w:r>
           </w:p>
         </w:tc>
         <w:tc>
           <w:tcPr>
-            <w:tcW w:type="dxa" w:w="3855"/>
+            <w:tcW w:type="dxa" w:w="2570"/>
           </w:tcPr>
           <w:p>
             <w:r/>
@@ -4025,13 +4103,25 @@
               <w:rPr>
                 <w:rFonts w:ascii="Calibri" w:hAnsi="Calibri" w:eastAsia="Microsoft YaHei"/>
               </w:rPr>
-              <w:t>识别率更高、包体小</w:t>
+              <w:t>DeepSeek 视觉模型（</w:t>
+            </w:r>
+            <w:r>
+              <w:rPr>
+                <w:rFonts w:ascii="Consolas" w:hAnsi="Consolas" w:eastAsia="Microsoft YaHei"/>
+              </w:rPr>
+              <w:t>deepseek-flash</w:t>
+            </w:r>
+            <w:r>
+              <w:rPr>
+                <w:rFonts w:ascii="Calibri" w:hAnsi="Calibri" w:eastAsia="Microsoft YaHei"/>
+              </w:rPr>
+              <w:t>）</w:t>
             </w:r>
           </w:p>
         </w:tc>
         <w:tc>
           <w:tcPr>
-            <w:tcW w:type="dxa" w:w="3855"/>
+            <w:tcW w:type="dxa" w:w="2570"/>
           </w:tcPr>
           <w:p>
             <w:r/>
@@ -4039,13 +4129,112 @@
               <w:rPr>
                 <w:rFonts w:ascii="Calibri" w:hAnsi="Calibri" w:eastAsia="Microsoft YaHei"/>
               </w:rPr>
-              <w:t>照片要上传（隐私）、按次收费、需联网</w:t>
+              <w:t>能读手写体、能理解版面、能把公式转 LaTeX</w:t>
+            </w:r>
+          </w:p>
+        </w:tc>
+        <w:tc>
+          <w:tcPr>
+            <w:tcW w:type="dxa" w:w="2570"/>
+          </w:tcPr>
+          <w:p>
+            <w:r/>
+            <w:r>
+              <w:rPr>
+                <w:rFonts w:ascii="Calibri" w:hAnsi="Calibri" w:eastAsia="Microsoft YaHei"/>
+              </w:rPr>
+              <w:t>照片要上传、按次收费、需联网</w:t>
             </w:r>
           </w:p>
         </w:tc>
       </w:tr>
     </w:tbl>
     <w:p/>
+    <w:p>
+      <w:pPr>
+        <w:pStyle w:val="IntenseQuote"/>
+      </w:pPr>
+      <w:r>
+        <w:rPr>
+          <w:rFonts w:ascii="Calibri" w:hAnsi="Calibri" w:eastAsia="Microsoft YaHei"/>
+          <w:b/>
+        </w:rPr>
+        <w:t>实现时改了选型：本地从 PaddleOCR 换成 Google ML Kit。</w:t>
+      </w:r>
+    </w:p>
+    <w:p>
+      <w:pPr>
+        <w:pStyle w:val="IntenseQuote"/>
+      </w:pPr>
+      <w:r>
+        <w:rPr>
+          <w:rFonts w:ascii="Calibri" w:hAnsi="Calibri" w:eastAsia="Microsoft YaHei"/>
+        </w:rPr>
+        <w:t>PaddleOCR 要自备并打包几十兆的检测+识别模型，还要自己串起检测、识别、</w:t>
+      </w:r>
+    </w:p>
+    <w:p>
+      <w:pPr>
+        <w:pStyle w:val="IntenseQuote"/>
+      </w:pPr>
+      <w:r>
+        <w:rPr>
+          <w:rFonts w:ascii="Calibri" w:hAnsi="Calibri" w:eastAsia="Microsoft YaHei"/>
+        </w:rPr>
+        <w:t>文本框合并，工程量很大。ML Kit 的中文识别是端上现成的，把模型打包进 APK</w:t>
+      </w:r>
+    </w:p>
+    <w:p>
+      <w:pPr>
+        <w:pStyle w:val="IntenseQuote"/>
+      </w:pPr>
+      <w:r>
+        <w:rPr>
+          <w:rFonts w:ascii="Calibri" w:hAnsi="Calibri" w:eastAsia="Microsoft YaHei"/>
+        </w:rPr>
+        <w:t>就是完全离线，代价只有 13MB。</w:t>
+      </w:r>
+    </w:p>
+    <w:p>
+      <w:pPr>
+        <w:pStyle w:val="IntenseQuote"/>
+      </w:pPr>
+    </w:p>
+    <w:p>
+      <w:pPr>
+        <w:pStyle w:val="IntenseQuote"/>
+      </w:pPr>
+      <w:r>
+        <w:rPr>
+          <w:rFonts w:ascii="Calibri" w:hAnsi="Calibri" w:eastAsia="Microsoft YaHei"/>
+        </w:rPr>
+        <w:t>而且</w:t>
+      </w:r>
+      <w:r>
+        <w:rPr>
+          <w:rFonts w:ascii="Calibri" w:hAnsi="Calibri" w:eastAsia="Microsoft YaHei"/>
+          <w:b/>
+        </w:rPr>
+        <w:t>题干本来就是印刷体</w:t>
+      </w:r>
+      <w:r>
+        <w:rPr>
+          <w:rFonts w:ascii="Calibri" w:hAnsi="Calibri" w:eastAsia="Microsoft YaHei"/>
+        </w:rPr>
+        <w:t>——错题集要的是题目文字，不是孩子的手写答案，</w:t>
+      </w:r>
+    </w:p>
+    <w:p>
+      <w:pPr>
+        <w:pStyle w:val="IntenseQuote"/>
+      </w:pPr>
+      <w:r>
+        <w:rPr>
+          <w:rFonts w:ascii="Calibri" w:hAnsi="Calibri" w:eastAsia="Microsoft YaHei"/>
+        </w:rPr>
+        <w:t>那部分是批改模型的事。ML Kit 正好擅长印刷体。</w:t>
+      </w:r>
+    </w:p>
     <w:p>
       <w:r>
         <w:rPr>
@@ -4069,7 +4258,36 @@
         <w:rPr>
           <w:rFonts w:ascii="Calibri" w:hAnsi="Calibri" w:eastAsia="Microsoft YaHei"/>
         </w:rPr>
-        <w:t>云端 OCR 会把题目照片上传到第三方服务。题目里可能有孩子的姓名、学校、班级。</w:t>
+        <w:t>云端 OCR 会把题目照片上传到 DeepSeek。题目里可能有孩子的姓名、学校、班级。</w:t>
+      </w:r>
+    </w:p>
+    <w:p>
+      <w:r>
+        <w:rPr>
+          <w:rFonts w:ascii="Calibri" w:hAnsi="Calibri" w:eastAsia="Microsoft YaHei"/>
+        </w:rPr>
+        <w:t>没配 API Key 时选云端会</w:t>
+      </w:r>
+      <w:r>
+        <w:rPr>
+          <w:rFonts w:ascii="Calibri" w:hAnsi="Calibri" w:eastAsia="Microsoft YaHei"/>
+          <w:b/>
+        </w:rPr>
+        <w:t>自动回退到本地</w:t>
+      </w:r>
+      <w:r>
+        <w:rPr>
+          <w:rFonts w:ascii="Calibri" w:hAnsi="Calibri" w:eastAsia="Microsoft YaHei"/>
+        </w:rPr>
+        <w:t>——拍照录入是主流程，不该因为一个</w:t>
+      </w:r>
+    </w:p>
+    <w:p>
+      <w:r>
+        <w:rPr>
+          <w:rFonts w:ascii="Calibri" w:hAnsi="Calibri" w:eastAsia="Microsoft YaHei"/>
+        </w:rPr>
+        <w:t>可选配置而卡住。</w:t>
       </w:r>
     </w:p>
     <w:p>
@@ -4220,6 +4438,58 @@
                 <w:rFonts w:ascii="Calibri" w:hAnsi="Calibri" w:eastAsia="Microsoft YaHei"/>
               </w:rPr>
               <w:t>，看图判断做对做错，并给出正确答案</w:t>
+            </w:r>
+          </w:p>
+        </w:tc>
+      </w:tr>
+      <w:tr>
+        <w:tc>
+          <w:tcPr>
+            <w:tcW w:type="dxa" w:w="1928"/>
+          </w:tcPr>
+          <w:p>
+            <w:r/>
+            <w:r>
+              <w:rPr>
+                <w:rFonts w:ascii="Calibri" w:hAnsi="Calibri" w:eastAsia="Microsoft YaHei"/>
+                <w:b/>
+              </w:rPr>
+              <w:t>云端 OCR</w:t>
+            </w:r>
+          </w:p>
+        </w:tc>
+        <w:tc>
+          <w:tcPr>
+            <w:tcW w:type="dxa" w:w="3855"/>
+          </w:tcPr>
+          <w:p>
+            <w:r/>
+            <w:r>
+              <w:rPr>
+                <w:rFonts w:ascii="Consolas" w:hAnsi="Consolas" w:eastAsia="Microsoft YaHei"/>
+              </w:rPr>
+              <w:t>deepseek-flash</w:t>
+            </w:r>
+          </w:p>
+        </w:tc>
+        <w:tc>
+          <w:tcPr>
+            <w:tcW w:type="dxa" w:w="3855"/>
+          </w:tcPr>
+          <w:p>
+            <w:r/>
+            <w:r>
+              <w:rPr>
+                <w:rFonts w:ascii="Calibri" w:hAnsi="Calibri" w:eastAsia="Microsoft YaHei"/>
+                <w:b/>
+              </w:rPr>
+              <w:t>多模态</w:t>
+            </w:r>
+            <w:r>
+              <w:rPr>
+                <w:rFonts w:ascii="Calibri" w:hAnsi="Calibri" w:eastAsia="Microsoft YaHei"/>
+              </w:rPr>
+              <w:t>，读手写体、理解版面、公式转 LaTeX</w:t>
             </w:r>
           </w:p>
         </w:tc>
@@ -5554,22 +5824,7 @@
         <w:pStyle w:val="Heading2"/>
       </w:pPr>
       <w:r>
-        <w:t>阶段一：能用（MVP）</w:t>
-      </w:r>
-    </w:p>
-    <w:p>
-      <w:r>
-        <w:rPr>
-          <w:rFonts w:ascii="Calibri" w:hAnsi="Calibri" w:eastAsia="Microsoft YaHei"/>
-          <w:b/>
-        </w:rPr>
-        <w:t>目标</w:t>
-      </w:r>
-      <w:r>
-        <w:rPr>
-          <w:rFonts w:ascii="Calibri" w:hAnsi="Calibri" w:eastAsia="Microsoft YaHei"/>
-        </w:rPr>
-        <w:t>：走通「拍照 → 确认 → 干净题目 → 打印」</w:t>
+        <w:t>阶段一：能用（MVP）✅ 已完成</w:t>
       </w:r>
     </w:p>
     <w:p>
@@ -5613,35 +5868,6 @@
         <w:rPr>
           <w:rFonts w:ascii="Calibri" w:hAnsi="Calibri" w:eastAsia="Microsoft YaHei"/>
         </w:rPr>
-        <w:t>本地 OCR（PaddleOCR）识别文字</w:t>
-      </w:r>
-    </w:p>
-    <w:p>
-      <w:pPr>
-        <w:pStyle w:val="ListBullet"/>
-      </w:pPr>
-      <w:r>
-        <w:rPr>
-          <w:rFonts w:ascii="Calibri" w:hAnsi="Calibri" w:eastAsia="Microsoft YaHei"/>
-          <w:b/>
-        </w:rPr>
-        <w:t>待确认列表</w:t>
-      </w:r>
-      <w:r>
-        <w:rPr>
-          <w:rFonts w:ascii="Calibri" w:hAnsi="Calibri" w:eastAsia="Microsoft YaHei"/>
-        </w:rPr>
-        <w:t>：编辑文字、逐题确认、批量通过</w:t>
-      </w:r>
-    </w:p>
-    <w:p>
-      <w:pPr>
-        <w:pStyle w:val="ListBullet"/>
-      </w:pPr>
-      <w:r>
-        <w:rPr>
-          <w:rFonts w:ascii="Calibri" w:hAnsi="Calibri" w:eastAsia="Microsoft YaHei"/>
-        </w:rPr>
         <w:t>错题库列表 + 手动选择 / 多选 / 全选</w:t>
       </w:r>
     </w:p>
@@ -5663,20 +5889,8 @@
       <w:r>
         <w:rPr>
           <w:rFonts w:ascii="Calibri" w:hAnsi="Calibri" w:eastAsia="Microsoft YaHei"/>
-          <w:b/>
         </w:rPr>
         <w:t>图形一律裁剪保留原图</w:t>
-      </w:r>
-    </w:p>
-    <w:p>
-      <w:pPr>
-        <w:pStyle w:val="IntenseQuote"/>
-      </w:pPr>
-      <w:r>
-        <w:rPr>
-          <w:rFonts w:ascii="Calibri" w:hAnsi="Calibri" w:eastAsia="Microsoft YaHei"/>
-        </w:rPr>
-        <w:t>先不做：自动切题、AI 重绘、变式题、云端 OCR、手动擦除、统计</w:t>
       </w:r>
     </w:p>
     <w:p>
@@ -5684,7 +5898,7 @@
         <w:pStyle w:val="Heading2"/>
       </w:pPr>
       <w:r>
-        <w:t>阶段二：好用</w:t>
+        <w:t>阶段二：好用 🚧 进行中</w:t>
       </w:r>
     </w:p>
     <w:p>
@@ -5695,13 +5909,67 @@
         <w:rPr>
           <w:rFonts w:ascii="Calibri" w:hAnsi="Calibri" w:eastAsia="Microsoft YaHei"/>
         </w:rPr>
-        <w:t>自动预切题</w:t>
+        <w:t xml:space="preserve">✅ </w:t>
+      </w:r>
+      <w:r>
+        <w:rPr>
+          <w:rFonts w:ascii="Calibri" w:hAnsi="Calibri" w:eastAsia="Microsoft YaHei"/>
+          <w:b/>
+        </w:rPr>
+        <w:t>本地 OCR</w:t>
+      </w:r>
+      <w:r>
+        <w:rPr>
+          <w:rFonts w:ascii="Calibri" w:hAnsi="Calibri" w:eastAsia="Microsoft YaHei"/>
+        </w:rPr>
+        <w:t>（ML Kit）+ 切题后自动识别</w:t>
       </w:r>
     </w:p>
     <w:p>
       <w:pPr>
         <w:pStyle w:val="ListBullet"/>
       </w:pPr>
+      <w:r>
+        <w:rPr>
+          <w:rFonts w:ascii="Calibri" w:hAnsi="Calibri" w:eastAsia="Microsoft YaHei"/>
+        </w:rPr>
+        <w:t xml:space="preserve">✅ </w:t>
+      </w:r>
+      <w:r>
+        <w:rPr>
+          <w:rFonts w:ascii="Calibri" w:hAnsi="Calibri" w:eastAsia="Microsoft YaHei"/>
+          <w:b/>
+        </w:rPr>
+        <w:t>拍照批改</w:t>
+      </w:r>
+      <w:r>
+        <w:rPr>
+          <w:rFonts w:ascii="Calibri" w:hAnsi="Calibri" w:eastAsia="Microsoft YaHei"/>
+        </w:rPr>
+        <w:t>（AI 视觉判断 + 手动标记）</w:t>
+      </w:r>
+    </w:p>
+    <w:p>
+      <w:pPr>
+        <w:pStyle w:val="ListBullet"/>
+      </w:pPr>
+      <w:r>
+        <w:rPr>
+          <w:rFonts w:ascii="Calibri" w:hAnsi="Calibri" w:eastAsia="Microsoft YaHei"/>
+        </w:rPr>
+        <w:t>⬜ 自动预切题</w:t>
+      </w:r>
+    </w:p>
+    <w:p>
+      <w:pPr>
+        <w:pStyle w:val="ListBullet"/>
+      </w:pPr>
+      <w:r>
+        <w:rPr>
+          <w:rFonts w:ascii="Calibri" w:hAnsi="Calibri" w:eastAsia="Microsoft YaHei"/>
+        </w:rPr>
+        <w:t xml:space="preserve">⬜ </w:t>
+      </w:r>
       <w:r>
         <w:rPr>
           <w:rFonts w:ascii="Calibri" w:hAnsi="Calibri" w:eastAsia="Microsoft YaHei"/>
@@ -5713,25 +5981,7 @@
         <w:rPr>
           <w:rFonts w:ascii="Calibri" w:hAnsi="Calibri" w:eastAsia="Microsoft YaHei"/>
         </w:rPr>
-        <w:t>（DeepSeek 多模态）+ 对照选择</w:t>
-      </w:r>
-    </w:p>
-    <w:p>
-      <w:pPr>
-        <w:pStyle w:val="ListBullet"/>
-      </w:pPr>
-      <w:r>
-        <w:rPr>
-          <w:rFonts w:ascii="Calibri" w:hAnsi="Calibri" w:eastAsia="Microsoft YaHei"/>
-          <w:b/>
-        </w:rPr>
-        <w:t>变式题生成</w:t>
-      </w:r>
-      <w:r>
-        <w:rPr>
-          <w:rFonts w:ascii="Calibri" w:hAnsi="Calibri" w:eastAsia="Microsoft YaHei"/>
-        </w:rPr>
-        <w:t>（DeepSeek）</w:t>
+        <w:t xml:space="preserve"> + 对照选择</w:t>
       </w:r>
     </w:p>
     <w:p>
@@ -5742,7 +5992,14 @@
         <w:rPr>
           <w:rFonts w:ascii="Calibri" w:hAnsi="Calibri" w:eastAsia="Microsoft YaHei"/>
         </w:rPr>
-        <w:t>云端 OCR 可切换</w:t>
+        <w:t xml:space="preserve">⬜ </w:t>
+      </w:r>
+      <w:r>
+        <w:rPr>
+          <w:rFonts w:ascii="Calibri" w:hAnsi="Calibri" w:eastAsia="Microsoft YaHei"/>
+          <w:b/>
+        </w:rPr>
+        <w:t>变式题生成</w:t>
       </w:r>
     </w:p>
     <w:p>
@@ -5753,7 +6010,7 @@
         <w:rPr>
           <w:rFonts w:ascii="Calibri" w:hAnsi="Calibri" w:eastAsia="Microsoft YaHei"/>
         </w:rPr>
-        <w:t>学科 / 标签 / 掌握状态</w:t>
+        <w:t>⬜ 学科 / 标签 / 掌握状态</w:t>
       </w:r>
     </w:p>
     <w:p>
@@ -5764,7 +6021,7 @@
         <w:rPr>
           <w:rFonts w:ascii="Calibri" w:hAnsi="Calibri" w:eastAsia="Microsoft YaHei"/>
         </w:rPr>
-        <w:t>搜索</w:t>
+        <w:t>⬜ 搜索</w:t>
       </w:r>
     </w:p>
     <w:p>
